--- a/8-资源管理/流程制度规范类文件/080102-服务台管理制度.docx
+++ b/8-资源管理/流程制度规范类文件/080102-服务台管理制度.docx
@@ -192,6 +192,12 @@
             <w:insideH w:val="none" w:color="auto" w:sz="0" w:space="0"/>
             <w:insideV w:val="none" w:color="auto" w:sz="0" w:space="0"/>
           </w:tblBorders>
+          <w:tblCellMar>
+            <w:top w:w="0" w:type="dxa"/>
+            <w:left w:w="108" w:type="dxa"/>
+            <w:bottom w:w="0" w:type="dxa"/>
+            <w:right w:w="108" w:type="dxa"/>
+          </w:tblCellMar>
         </w:tblPrEx>
         <w:trPr>
           <w:trHeight w:val="810" w:hRule="atLeast"/>
@@ -4294,7 +4300,12 @@
         <w:bidi w:val="0"/>
       </w:pPr>
       <w:r>
-        <w:t>服务台还是顾客关系管理中心，不但能有效处理顾客需求，还通过服务台的耐心服务化解顾客的不满和怨气、处理顾客的正式投诉、关注有关公司重大事件的媒体态势等，提交用户满意度抽查表，进而成为公司处理公共关系的组成环节。</w:t>
+        <w:t>服务台还是顾客关系管理中心，不但能有效处理顾客需求，还通过服务台的耐心服务化解顾客的不满和怨气、处理顾</w:t>
+      </w:r>
+      <w:bookmarkStart w:id="32" w:name="_GoBack"/>
+      <w:bookmarkEnd w:id="32"/>
+      <w:r>
+        <w:t>客的正式投诉、关注有关公司重大事件的媒体态势等，提交用户满意度抽查表，进而成为公司处理公共关系的组成环节。</w:t>
       </w:r>
     </w:p>
     <w:p>
@@ -4361,7 +4372,7 @@
       <w:tblPr>
         <w:tblStyle w:val="21"/>
         <w:tblW w:w="0" w:type="auto"/>
-        <w:tblInd w:w="0" w:type="dxa"/>
+        <w:jc w:val="center"/>
         <w:tblBorders>
           <w:top w:val="single" w:color="auto" w:sz="4" w:space="0"/>
           <w:left w:val="single" w:color="auto" w:sz="4" w:space="0"/>
@@ -4401,6 +4412,9 @@
             <w:right w:w="108" w:type="dxa"/>
           </w:tblCellMar>
         </w:tblPrEx>
+        <w:trPr>
+          <w:jc w:val="center"/>
+        </w:trPr>
         <w:tc>
           <w:tcPr>
             <w:tcW w:w="2184" w:type="dxa"/>
@@ -4523,6 +4537,9 @@
             <w:right w:w="108" w:type="dxa"/>
           </w:tblCellMar>
         </w:tblPrEx>
+        <w:trPr>
+          <w:jc w:val="center"/>
+        </w:trPr>
         <w:tc>
           <w:tcPr>
             <w:tcW w:w="2184" w:type="dxa"/>
@@ -4571,8 +4588,6 @@
               </w:rPr>
               <w:t>00%</w:t>
             </w:r>
-            <w:bookmarkStart w:id="32" w:name="_GoBack"/>
-            <w:bookmarkEnd w:id="32"/>
           </w:p>
         </w:tc>
         <w:tc>
@@ -4619,6 +4634,9 @@
             <w:right w:w="108" w:type="dxa"/>
           </w:tblCellMar>
         </w:tblPrEx>
+        <w:trPr>
+          <w:jc w:val="center"/>
+        </w:trPr>
         <w:tc>
           <w:tcPr>
             <w:tcW w:w="2184" w:type="dxa"/>
@@ -4707,8 +4725,8 @@
       </w:pPr>
       <w:bookmarkStart w:id="25" w:name="bookmark3"/>
       <w:bookmarkEnd w:id="25"/>
-      <w:bookmarkStart w:id="26" w:name="_Toc17424"/>
-      <w:bookmarkStart w:id="27" w:name="_Toc30996"/>
+      <w:bookmarkStart w:id="26" w:name="_Toc30996"/>
+      <w:bookmarkStart w:id="27" w:name="_Toc17424"/>
       <w:r>
         <w:rPr>
           <w:rStyle w:val="38"/>
